--- a/assets/docs/lop3/Mi thuat - Lop 3.docx
+++ b/assets/docs/lop3/Mi thuat - Lop 3.docx
@@ -794,6 +794,19 @@
                 <w:sz w:val="18"/>
               </w:rPr>
               <w:t>NLS-AT: Gọi đúng tên dân tộc, không chê bai trang phục dân tộc khác.</w:t>
+            </w:r>
+          </w:p>
+          <w:p>
+            <w:pPr>
+              <w:spacing w:after="0"/>
+            </w:pPr>
+            <w:r>
+              <w:rPr>
+                <w:b w:val="0"/>
+                <w:i w:val="0"/>
+                <w:sz w:val="18"/>
+              </w:rPr>
+              <w:t>QPAN: Cho HS thể hiện hình ảnh quê hương, di tích lịch sử địa phương; giáo dục tự hào về truyền thống dân tộc; rèn tính kỉ luật, tinh thần đoàn kết.</w:t>
             </w:r>
           </w:p>
         </w:tc>
@@ -2076,6 +2089,19 @@
               <w:t>NLS-KT (Cơ bản 1): tìm tranh, ảnh tư liệu trên máy để lấy ý tưởng; nói rõ hình lấy từ đâu.</w:t>
             </w:r>
           </w:p>
+          <w:p>
+            <w:pPr>
+              <w:spacing w:after="0"/>
+            </w:pPr>
+            <w:r>
+              <w:rPr>
+                <w:b w:val="0"/>
+                <w:i w:val="0"/>
+                <w:sz w:val="18"/>
+              </w:rPr>
+              <w:t>QPAN: Gợi ý HS làm sản phẩm tặng chú bộ đội, gia đình thương binh, liệt sĩ nhân ngày lễ.</w:t>
+            </w:r>
+          </w:p>
         </w:tc>
         <w:tc>
           <w:tcPr>
@@ -3144,6 +3170,19 @@
                 <w:sz w:val="18"/>
               </w:rPr>
               <w:t>NLS-KT (Cơ bản 1): tìm tranh, ảnh tư liệu trên máy để lấy ý tưởng; nói rõ hình lấy từ đâu.</w:t>
+            </w:r>
+          </w:p>
+          <w:p>
+            <w:pPr>
+              <w:spacing w:after="0"/>
+            </w:pPr>
+            <w:r>
+              <w:rPr>
+                <w:b w:val="0"/>
+                <w:i w:val="0"/>
+                <w:sz w:val="18"/>
+              </w:rPr>
+              <w:t>QPAN: Gợi ý HS làm sản phẩm tặng chú bộ đội, gia đình thương binh, liệt sĩ nhân ngày lễ.</w:t>
             </w:r>
           </w:p>
         </w:tc>
@@ -4668,6 +4707,19 @@
               <w:t>STEM: Triển lãm sản phẩm STEM cuối học kì 2</w:t>
             </w:r>
           </w:p>
+          <w:p>
+            <w:pPr>
+              <w:spacing w:after="0"/>
+            </w:pPr>
+            <w:r>
+              <w:rPr>
+                <w:b w:val="0"/>
+                <w:i w:val="0"/>
+                <w:sz w:val="18"/>
+              </w:rPr>
+              <w:t>KNS: KN trình bày ý tưởng, nhận xét sản phẩm của bạn một cách tôn trọng.</w:t>
+            </w:r>
+          </w:p>
         </w:tc>
         <w:tc>
           <w:tcPr>

--- a/assets/docs/lop3/Mi thuat - Lop 3.docx
+++ b/assets/docs/lop3/Mi thuat - Lop 3.docx
@@ -923,6 +923,33 @@
                 <w:i w:val="0"/>
                 <w:sz w:val="18"/>
               </w:rPr>
+              <w:t>NLS-KT (Cơ bản 1): GV chiếu phóng to ảnh hoa văn trên trang phục của một số dân tộc và các bước trang trí chậu cây trong sách</w:t>
+            </w:r>
+          </w:p>
+          <w:p>
+            <w:pPr>
+              <w:spacing w:after="0"/>
+            </w:pPr>
+            <w:r>
+              <w:rPr>
+                <w:b w:val="0"/>
+                <w:i w:val="0"/>
+                <w:sz w:val="18"/>
+              </w:rPr>
+              <w:t>NLS-ST (Cơ bản 1): Trang trí xong, GV chụp ảnh chậu cây của từng nhóm, chiếu lên màn hình thành bộ sưu tập của lớp</w:t>
+            </w:r>
+          </w:p>
+          <w:p>
+            <w:pPr>
+              <w:spacing w:after="0"/>
+            </w:pPr>
+            <w:r>
+              <w:rPr>
+                <w:b w:val="0"/>
+                <w:i w:val="0"/>
+                <w:sz w:val="18"/>
+              </w:rPr>
+              <w:t>NLS-AT: GV chỉ chụp sản phẩm, không chụp mặt HS; ảnh lưu trong máy của thầy cô</w:t>
             </w:r>
           </w:p>
         </w:tc>

--- a/assets/docs/lop3/Mi thuat - Lop 3.docx
+++ b/assets/docs/lop3/Mi thuat - Lop 3.docx
@@ -624,7 +624,7 @@
                 <w:i w:val="0"/>
                 <w:sz w:val="18"/>
               </w:rPr>
-              <w:t>NLS-KT (Cơ bản 1): GV chiếu ảnh, video ngắn về hoạt động mĩ thuật trong và ngoài trường: vẽ, xé dán, nặn, trưng bày; HS kể hoạt động đã tham gia</w:t>
+              <w:t>NLS-KT (Cơ bản 1): Mở đầu “Chủ đề 1: EM YÊU MĨ THUẬT”, GV chiếu bộ ảnh và đoạn video ngắn về các hoạt động mĩ thuật trong và ngoài nhà trường</w:t>
             </w:r>
           </w:p>
           <w:p>
@@ -637,7 +637,7 @@
                 <w:i w:val="0"/>
                 <w:sz w:val="18"/>
               </w:rPr>
-              <w:t>NLS-KT (Cơ bản 1): GV chiếu ảnh tranh vẽ, tranh xé dán, tượng nặn; HS xếp ảnh trên màn hình thành hai nhóm 2D và 3D, nói căn cứ</w:t>
+              <w:t>NLS-KT (Cơ bản 1): GV chiếu lần lượt ảnh tranh vẽ, tranh xé dán, tượng nặn, đồ vật trang trí</w:t>
             </w:r>
           </w:p>
           <w:p>
@@ -650,7 +650,7 @@
                 <w:i w:val="0"/>
                 <w:sz w:val="18"/>
               </w:rPr>
-              <w:t>NLS-AT: GV mở tập ảnh chuẩn bị sẵn; HS xem mười phút thì nghỉ mắt.</w:t>
+              <w:t>NLS-AT: GV mở tập ảnh đã chuẩn bị sẵn trước giờ học</w:t>
             </w:r>
           </w:p>
         </w:tc>
@@ -767,7 +767,7 @@
                 <w:i w:val="0"/>
                 <w:sz w:val="18"/>
               </w:rPr>
-              <w:t>NLS-KT (Cơ bản 1): GV chiếu video lễ hội rồi phóng to ảnh trang phục dân tộc Mông, Chăm đến mức rõ nét thêu; HS nhận ra hoa văn hình gì</w:t>
+              <w:t>NLS-KT (Cơ bản 1): Trong “Chủ đề 2: HOA VĂN TRÊN TRANG PHỤC CỦA MỘT SỐ DÂN TỘC”</w:t>
             </w:r>
           </w:p>
           <w:p>
@@ -780,7 +780,7 @@
                 <w:i w:val="0"/>
                 <w:sz w:val="18"/>
               </w:rPr>
-              <w:t>NLS-KT (Cơ bản 1): GV đặt hai ảnh hoa văn hai dân tộc cạnh nhau; HS đối chiếu điểm khác về hình, màu, cách sắp xếp rồi chọn mẫu chép</w:t>
+              <w:t>NLS-KT (Cơ bản 1): GV đặt hai ảnh hoa văn của hai dân tộc cạnh nhau trên màn hình; HS đối chiếu, chỉ ra điểm khác nhau về hình</w:t>
             </w:r>
           </w:p>
           <w:p>
@@ -793,7 +793,7 @@
                 <w:i w:val="0"/>
                 <w:sz w:val="18"/>
               </w:rPr>
-              <w:t>NLS-AT: Gọi đúng tên dân tộc, không chê bai trang phục dân tộc khác.</w:t>
+              <w:t>NLS-AT: Hoa văn của mỗi dân tộc gắn với văn hoá của cộng đồng ấy nên khi nói phải</w:t>
             </w:r>
           </w:p>
           <w:p>
@@ -923,33 +923,6 @@
                 <w:i w:val="0"/>
                 <w:sz w:val="18"/>
               </w:rPr>
-              <w:t>NLS-KT (Cơ bản 1): GV chiếu phóng to ảnh hoa văn trên trang phục của một số dân tộc và các bước trang trí chậu cây trong sách</w:t>
-            </w:r>
-          </w:p>
-          <w:p>
-            <w:pPr>
-              <w:spacing w:after="0"/>
-            </w:pPr>
-            <w:r>
-              <w:rPr>
-                <w:b w:val="0"/>
-                <w:i w:val="0"/>
-                <w:sz w:val="18"/>
-              </w:rPr>
-              <w:t>NLS-ST (Cơ bản 1): Trang trí xong, GV chụp ảnh chậu cây của từng nhóm, chiếu lên màn hình thành bộ sưu tập của lớp</w:t>
-            </w:r>
-          </w:p>
-          <w:p>
-            <w:pPr>
-              <w:spacing w:after="0"/>
-            </w:pPr>
-            <w:r>
-              <w:rPr>
-                <w:b w:val="0"/>
-                <w:i w:val="0"/>
-                <w:sz w:val="18"/>
-              </w:rPr>
-              <w:t>NLS-AT: GV chỉ chụp sản phẩm, không chụp mặt HS; ảnh lưu trong máy của thầy cô</w:t>
             </w:r>
           </w:p>
         </w:tc>
@@ -1066,7 +1039,33 @@
                 <w:i w:val="0"/>
                 <w:sz w:val="18"/>
               </w:rPr>
-              <w:t>NLS-ST (Cơ bản 1): tạo sản phẩm mĩ thuật rồi chụp lại, lưu vào thư mục lớp; không chép nguyên tranh của người khác.</w:t>
+              <w:t>NLS-KT (Cơ bản 1): GV chiếu ảnh cùng một cảnh chụp vào sáng sớm, giữa trưa và lúc hoàng hôn</w:t>
+            </w:r>
+          </w:p>
+          <w:p>
+            <w:pPr>
+              <w:spacing w:after="0"/>
+            </w:pPr>
+            <w:r>
+              <w:rPr>
+                <w:b w:val="0"/>
+                <w:i w:val="0"/>
+                <w:sz w:val="18"/>
+              </w:rPr>
+              <w:t>NLS-KT (Cơ bản 1): HS gọi tên màu chủ đạo của từng thời điểm và đoán cảnh nào cho cảm giác ấm, cảnh nào cho cảm giác lạnh.</w:t>
+            </w:r>
+          </w:p>
+          <w:p>
+            <w:pPr>
+              <w:spacing w:after="0"/>
+            </w:pPr>
+            <w:r>
+              <w:rPr>
+                <w:b w:val="0"/>
+                <w:i w:val="0"/>
+                <w:sz w:val="18"/>
+              </w:rPr>
+              <w:t>NLS-AT: GV thao tác trên máy, HS quan sát và trả lời tại chỗ</w:t>
             </w:r>
           </w:p>
         </w:tc>
@@ -1415,7 +1414,33 @@
                 <w:i w:val="0"/>
                 <w:sz w:val="18"/>
               </w:rPr>
-              <w:t>NLS-ST (Cơ bản 1): tạo sản phẩm mĩ thuật rồi chụp lại, lưu vào thư mục lớp; không chép nguyên tranh của người khác.</w:t>
+              <w:t>NLS-KT (Cơ bản 1): GV chiếu ảnh một pho tượng chụp từ nhiều phía và cho chuyển ảnh liên tục để HS thấy khối lồi, khối lõm, chỗ nhận sáng</w:t>
+            </w:r>
+          </w:p>
+          <w:p>
+            <w:pPr>
+              <w:spacing w:after="0"/>
+            </w:pPr>
+            <w:r>
+              <w:rPr>
+                <w:b w:val="0"/>
+                <w:i w:val="0"/>
+                <w:sz w:val="18"/>
+              </w:rPr>
+              <w:t>NLS-KT (Cơ bản 1): HS chỉ trên màn hình chỗ khối nhô ra, chỗ khối lõm vào và nói vì sao mình nhận ra.</w:t>
+            </w:r>
+          </w:p>
+          <w:p>
+            <w:pPr>
+              <w:spacing w:after="0"/>
+            </w:pPr>
+            <w:r>
+              <w:rPr>
+                <w:b w:val="0"/>
+                <w:i w:val="0"/>
+                <w:sz w:val="18"/>
+              </w:rPr>
+              <w:t>NLS-AT: Ảnh tượng lấy từ trang của bảo tàng, GV nêu rõ tên tác phẩm và nơi lưu giữ</w:t>
             </w:r>
           </w:p>
         </w:tc>
@@ -1764,7 +1789,33 @@
                 <w:i w:val="0"/>
                 <w:sz w:val="18"/>
               </w:rPr>
-              <w:t>NLS-ST (Cơ bản 1): tạo sản phẩm mĩ thuật rồi chụp lại, lưu vào thư mục lớp; không chép nguyên tranh của người khác.</w:t>
+              <w:t>NLS-KT (Cơ bản 1): GV chiếu ảnh chụp gần bề mặt các vật liệu: giấy báo, vải vụn, len, lá khô, vỏ ốc, nhựa, đất nặn; ảnh phóng to cho thấy vân</w:t>
+            </w:r>
+          </w:p>
+          <w:p>
+            <w:pPr>
+              <w:spacing w:after="0"/>
+            </w:pPr>
+            <w:r>
+              <w:rPr>
+                <w:b w:val="0"/>
+                <w:i w:val="0"/>
+                <w:sz w:val="18"/>
+              </w:rPr>
+              <w:t>NLS-KT (Cơ bản 1): HS đoán tên vật liệu qua ảnh phóng to rồi kiểm tra bằng cách sờ mẫu vật thật GV đưa cho từng bàn.</w:t>
+            </w:r>
+          </w:p>
+          <w:p>
+            <w:pPr>
+              <w:spacing w:after="0"/>
+            </w:pPr>
+            <w:r>
+              <w:rPr>
+                <w:b w:val="0"/>
+                <w:i w:val="0"/>
+                <w:sz w:val="18"/>
+              </w:rPr>
+              <w:t>NLS-AT: GV chuẩn bị mẫu vật sạch, không sắc cạnh; HS rửa tay sau khi cầm vật liệu</w:t>
             </w:r>
           </w:p>
         </w:tc>
@@ -2113,7 +2164,33 @@
                 <w:i w:val="0"/>
                 <w:sz w:val="18"/>
               </w:rPr>
-              <w:t>NLS-KT (Cơ bản 1): tìm tranh, ảnh tư liệu trên máy để lấy ý tưởng; nói rõ hình lấy từ đâu.</w:t>
+              <w:t>NLS-KT (Cơ bản 1): GV chiếu bộ tranh, ảnh về nhà giáo qua các thời kì: lớp học tranh tre ngày trước, lớp học hôm nay, thầy cô ở vùng cao</w:t>
+            </w:r>
+          </w:p>
+          <w:p>
+            <w:pPr>
+              <w:spacing w:after="0"/>
+            </w:pPr>
+            <w:r>
+              <w:rPr>
+                <w:b w:val="0"/>
+                <w:i w:val="0"/>
+                <w:sz w:val="18"/>
+              </w:rPr>
+              <w:t>NLS-KT (Cơ bản 1): HS chọn một bức và kể lại thầy cô trong tranh đang làm gì, HS trong tranh có gì khác với lớp mình.</w:t>
+            </w:r>
+          </w:p>
+          <w:p>
+            <w:pPr>
+              <w:spacing w:after="0"/>
+            </w:pPr>
+            <w:r>
+              <w:rPr>
+                <w:b w:val="0"/>
+                <w:i w:val="0"/>
+                <w:sz w:val="18"/>
+              </w:rPr>
+              <w:t>NLS-AT: Ảnh tư liệu do GV chọn từ nguồn đáng tin và có ghi nguồn</w:t>
             </w:r>
           </w:p>
           <w:p>
@@ -2707,7 +2784,33 @@
                 <w:i w:val="0"/>
                 <w:sz w:val="18"/>
               </w:rPr>
-              <w:t>NLS-ST (Cơ bản 1): tạo sản phẩm mĩ thuật rồi chụp lại, lưu vào thư mục lớp; không chép nguyên tranh của người khác.</w:t>
+              <w:t>NLS-KT (Cơ bản 1): GV chiếu một ảnh phong cảnh rồi lần lượt che phần gần, che phần xa để HS nhận ra vật ở gần thì to, rõ</w:t>
+            </w:r>
+          </w:p>
+          <w:p>
+            <w:pPr>
+              <w:spacing w:after="0"/>
+            </w:pPr>
+            <w:r>
+              <w:rPr>
+                <w:b w:val="0"/>
+                <w:i w:val="0"/>
+                <w:sz w:val="18"/>
+              </w:rPr>
+              <w:t>NLS-KT (Cơ bản 1): HS ra cửa sổ nhìn ra sân trường và kiểm chứng lại: cây ở gần và cây ở xa khác nhau thế nào.</w:t>
+            </w:r>
+          </w:p>
+          <w:p>
+            <w:pPr>
+              <w:spacing w:after="0"/>
+            </w:pPr>
+            <w:r>
+              <w:rPr>
+                <w:b w:val="0"/>
+                <w:i w:val="0"/>
+                <w:sz w:val="18"/>
+              </w:rPr>
+              <w:t>NLS-AT: GV thao tác che, mở trên máy; HS quan sát tại chỗ</w:t>
             </w:r>
           </w:p>
         </w:tc>
@@ -3196,7 +3299,33 @@
                 <w:i w:val="0"/>
                 <w:sz w:val="18"/>
               </w:rPr>
-              <w:t>NLS-KT (Cơ bản 1): tìm tranh, ảnh tư liệu trên máy để lấy ý tưởng; nói rõ hình lấy từ đâu.</w:t>
+              <w:t>NLS-KT (Cơ bản 1): GV chiếu tranh chân dung của hoạ sĩ và ảnh chụp chân dung, phóng to phần mắt và miệng để HS thấy chỉ cần đổi nét miệng</w:t>
+            </w:r>
+          </w:p>
+          <w:p>
+            <w:pPr>
+              <w:spacing w:after="0"/>
+            </w:pPr>
+            <w:r>
+              <w:rPr>
+                <w:b w:val="0"/>
+                <w:i w:val="0"/>
+                <w:sz w:val="18"/>
+              </w:rPr>
+              <w:t>NLS-KT (Cơ bản 1): HS đoán cảm xúc của người trong từng bức và chỉ ra chi tiết nào cho mình biết điều đó.</w:t>
+            </w:r>
+          </w:p>
+          <w:p>
+            <w:pPr>
+              <w:spacing w:after="0"/>
+            </w:pPr>
+            <w:r>
+              <w:rPr>
+                <w:b w:val="0"/>
+                <w:i w:val="0"/>
+                <w:sz w:val="18"/>
+              </w:rPr>
+              <w:t>NLS-AT: GV dùng tranh của hoạ sĩ có ghi tên tác giả và ảnh tư liệu đã chuẩn bị</w:t>
             </w:r>
           </w:p>
           <w:p>
@@ -3674,6 +3803,33 @@
                 <w:i w:val="0"/>
                 <w:sz w:val="18"/>
               </w:rPr>
+              <w:t>NLS-KT (Cơ bản 1): GV chiếu clip quay chậm và ảnh chụp liên tiếp một người đang quét nhà, nấu cơm, bế em</w:t>
+            </w:r>
+          </w:p>
+          <w:p>
+            <w:pPr>
+              <w:spacing w:after="0"/>
+            </w:pPr>
+            <w:r>
+              <w:rPr>
+                <w:b w:val="0"/>
+                <w:i w:val="0"/>
+                <w:sz w:val="18"/>
+              </w:rPr>
+              <w:t>NLS-KT (Cơ bản 1): HS chọn một dáng đã dừng hình, đứng lên bắt chước rồi kể tay chân mình đang ở tư thế nào.</w:t>
+            </w:r>
+          </w:p>
+          <w:p>
+            <w:pPr>
+              <w:spacing w:after="0"/>
+            </w:pPr>
+            <w:r>
+              <w:rPr>
+                <w:b w:val="0"/>
+                <w:i w:val="0"/>
+                <w:sz w:val="18"/>
+              </w:rPr>
+              <w:t>NLS-AT: GV dùng clip tư liệu đã chuẩn bị</w:t>
             </w:r>
           </w:p>
         </w:tc>
@@ -4138,6 +4294,33 @@
                 <w:i w:val="0"/>
                 <w:sz w:val="18"/>
               </w:rPr>
+              <w:t>NLS-KT (Cơ bản 1): GV chiếu mô phỏng một ngã tư có đèn tín hiệu và các biển báo, bấm cho đèn đổi màu</w:t>
+            </w:r>
+          </w:p>
+          <w:p>
+            <w:pPr>
+              <w:spacing w:after="0"/>
+            </w:pPr>
+            <w:r>
+              <w:rPr>
+                <w:b w:val="0"/>
+                <w:i w:val="0"/>
+                <w:sz w:val="18"/>
+              </w:rPr>
+              <w:t>NLS-KT (Cơ bản 1): HS gọi tên biển báo và nói màu, hình dạng của biển ấy có ý nghĩa gì.</w:t>
+            </w:r>
+          </w:p>
+          <w:p>
+            <w:pPr>
+              <w:spacing w:after="0"/>
+            </w:pPr>
+            <w:r>
+              <w:rPr>
+                <w:b w:val="0"/>
+                <w:i w:val="0"/>
+                <w:sz w:val="18"/>
+              </w:rPr>
+              <w:t>NLS-AT: HS quan sát ngã tư qua mô phỏng</w:t>
             </w:r>
           </w:p>
         </w:tc>
@@ -4712,19 +4895,6 @@
               <w:spacing w:after="0"/>
             </w:pPr>
             <w:r/>
-            <w:r>
-              <w:rPr>
-                <w:b w:val="0"/>
-                <w:i w:val="0"/>
-                <w:sz w:val="18"/>
-              </w:rPr>
-              <w:t>NLS-ST (Cơ bản 1): chụp lại sản phẩm, lưu vào thư mục lớp để trưng bày; đặt tên tệp rõ ràng.</w:t>
-            </w:r>
-          </w:p>
-          <w:p>
-            <w:pPr>
-              <w:spacing w:after="0"/>
-            </w:pPr>
             <w:r>
               <w:rPr>
                 <w:b w:val="0"/>

--- a/assets/docs/lop3/Mi thuat - Lop 3.docx
+++ b/assets/docs/lop3/Mi thuat - Lop 3.docx
@@ -624,33 +624,7 @@
                 <w:i w:val="0"/>
                 <w:sz w:val="18"/>
               </w:rPr>
-              <w:t>NLS-KT (Cơ bản 1): Mở đầu “Chủ đề 1: EM YÊU MĨ THUẬT”, GV chiếu bộ ảnh và đoạn video ngắn về các hoạt động mĩ thuật trong và ngoài nhà trường</w:t>
-            </w:r>
-          </w:p>
-          <w:p>
-            <w:pPr>
-              <w:spacing w:after="0"/>
-            </w:pPr>
-            <w:r>
-              <w:rPr>
-                <w:b w:val="0"/>
-                <w:i w:val="0"/>
-                <w:sz w:val="18"/>
-              </w:rPr>
-              <w:t>NLS-KT (Cơ bản 1): GV chiếu lần lượt ảnh tranh vẽ, tranh xé dán, tượng nặn, đồ vật trang trí</w:t>
-            </w:r>
-          </w:p>
-          <w:p>
-            <w:pPr>
-              <w:spacing w:after="0"/>
-            </w:pPr>
-            <w:r>
-              <w:rPr>
-                <w:b w:val="0"/>
-                <w:i w:val="0"/>
-                <w:sz w:val="18"/>
-              </w:rPr>
-              <w:t>NLS-AT: GV mở tập ảnh đã chuẩn bị sẵn trước giờ học</w:t>
+              <w:t>NLS-KT (Cơ bản 1): Mở đầu “Chủ đề 1: EM YÊU MĨ THUẬT”, GV chiếu bộ ảnh và đoạn video ngắn về các hoạt động mĩ.</w:t>
             </w:r>
           </w:p>
         </w:tc>
@@ -767,33 +741,7 @@
                 <w:i w:val="0"/>
                 <w:sz w:val="18"/>
               </w:rPr>
-              <w:t>NLS-KT (Cơ bản 1): Trong “Chủ đề 2: HOA VĂN TRÊN TRANG PHỤC CỦA MỘT SỐ DÂN TỘC”</w:t>
-            </w:r>
-          </w:p>
-          <w:p>
-            <w:pPr>
-              <w:spacing w:after="0"/>
-            </w:pPr>
-            <w:r>
-              <w:rPr>
-                <w:b w:val="0"/>
-                <w:i w:val="0"/>
-                <w:sz w:val="18"/>
-              </w:rPr>
-              <w:t>NLS-KT (Cơ bản 1): GV đặt hai ảnh hoa văn của hai dân tộc cạnh nhau trên màn hình; HS đối chiếu, chỉ ra điểm khác nhau về hình</w:t>
-            </w:r>
-          </w:p>
-          <w:p>
-            <w:pPr>
-              <w:spacing w:after="0"/>
-            </w:pPr>
-            <w:r>
-              <w:rPr>
-                <w:b w:val="0"/>
-                <w:i w:val="0"/>
-                <w:sz w:val="18"/>
-              </w:rPr>
-              <w:t>NLS-AT: Hoa văn của mỗi dân tộc gắn với văn hoá của cộng đồng ấy nên khi nói phải</w:t>
+              <w:t>NLS-KT (Cơ bản 1): Trong “Chủ đề 2: HOA VĂN TRÊN TRANG PHỤC CỦA MỘT SỐ DÂN TỘC”, GV chiếu video lễ hội.</w:t>
             </w:r>
           </w:p>
           <w:p>
@@ -1039,33 +987,7 @@
                 <w:i w:val="0"/>
                 <w:sz w:val="18"/>
               </w:rPr>
-              <w:t>NLS-KT (Cơ bản 1): GV chiếu ảnh cùng một cảnh chụp vào sáng sớm, giữa trưa và lúc hoàng hôn</w:t>
-            </w:r>
-          </w:p>
-          <w:p>
-            <w:pPr>
-              <w:spacing w:after="0"/>
-            </w:pPr>
-            <w:r>
-              <w:rPr>
-                <w:b w:val="0"/>
-                <w:i w:val="0"/>
-                <w:sz w:val="18"/>
-              </w:rPr>
-              <w:t>NLS-KT (Cơ bản 1): HS gọi tên màu chủ đạo của từng thời điểm và đoán cảnh nào cho cảm giác ấm, cảnh nào cho cảm giác lạnh.</w:t>
-            </w:r>
-          </w:p>
-          <w:p>
-            <w:pPr>
-              <w:spacing w:after="0"/>
-            </w:pPr>
-            <w:r>
-              <w:rPr>
-                <w:b w:val="0"/>
-                <w:i w:val="0"/>
-                <w:sz w:val="18"/>
-              </w:rPr>
-              <w:t>NLS-AT: GV thao tác trên máy, HS quan sát và trả lời tại chỗ</w:t>
+              <w:t>NLS-KT (Cơ bản 1): Chiếu ảnh cùng một cảnh chụp vào sáng sớm, giữa trưa.</w:t>
             </w:r>
           </w:p>
         </w:tc>
@@ -1414,33 +1336,7 @@
                 <w:i w:val="0"/>
                 <w:sz w:val="18"/>
               </w:rPr>
-              <w:t>NLS-KT (Cơ bản 1): GV chiếu ảnh một pho tượng chụp từ nhiều phía và cho chuyển ảnh liên tục để HS thấy khối lồi, khối lõm, chỗ nhận sáng</w:t>
-            </w:r>
-          </w:p>
-          <w:p>
-            <w:pPr>
-              <w:spacing w:after="0"/>
-            </w:pPr>
-            <w:r>
-              <w:rPr>
-                <w:b w:val="0"/>
-                <w:i w:val="0"/>
-                <w:sz w:val="18"/>
-              </w:rPr>
-              <w:t>NLS-KT (Cơ bản 1): HS chỉ trên màn hình chỗ khối nhô ra, chỗ khối lõm vào và nói vì sao mình nhận ra.</w:t>
-            </w:r>
-          </w:p>
-          <w:p>
-            <w:pPr>
-              <w:spacing w:after="0"/>
-            </w:pPr>
-            <w:r>
-              <w:rPr>
-                <w:b w:val="0"/>
-                <w:i w:val="0"/>
-                <w:sz w:val="18"/>
-              </w:rPr>
-              <w:t>NLS-AT: Ảnh tượng lấy từ trang của bảo tàng, GV nêu rõ tên tác phẩm và nơi lưu giữ</w:t>
+              <w:t>NLS-KT (Cơ bản 1): Chiếu ảnh một pho tượng chụp từ nhiều phía.</w:t>
             </w:r>
           </w:p>
         </w:tc>
@@ -1789,33 +1685,7 @@
                 <w:i w:val="0"/>
                 <w:sz w:val="18"/>
               </w:rPr>
-              <w:t>NLS-KT (Cơ bản 1): GV chiếu ảnh chụp gần bề mặt các vật liệu: giấy báo, vải vụn, len, lá khô, vỏ ốc, nhựa, đất nặn; ảnh phóng to cho thấy vân</w:t>
-            </w:r>
-          </w:p>
-          <w:p>
-            <w:pPr>
-              <w:spacing w:after="0"/>
-            </w:pPr>
-            <w:r>
-              <w:rPr>
-                <w:b w:val="0"/>
-                <w:i w:val="0"/>
-                <w:sz w:val="18"/>
-              </w:rPr>
-              <w:t>NLS-KT (Cơ bản 1): HS đoán tên vật liệu qua ảnh phóng to rồi kiểm tra bằng cách sờ mẫu vật thật GV đưa cho từng bàn.</w:t>
-            </w:r>
-          </w:p>
-          <w:p>
-            <w:pPr>
-              <w:spacing w:after="0"/>
-            </w:pPr>
-            <w:r>
-              <w:rPr>
-                <w:b w:val="0"/>
-                <w:i w:val="0"/>
-                <w:sz w:val="18"/>
-              </w:rPr>
-              <w:t>NLS-AT: GV chuẩn bị mẫu vật sạch, không sắc cạnh; HS rửa tay sau khi cầm vật liệu</w:t>
+              <w:t>NLS-KT (Cơ bản 1): Chiếu ảnh chụp gần bề mặt các vật liệu.</w:t>
             </w:r>
           </w:p>
         </w:tc>
@@ -2164,33 +2034,7 @@
                 <w:i w:val="0"/>
                 <w:sz w:val="18"/>
               </w:rPr>
-              <w:t>NLS-KT (Cơ bản 1): GV chiếu bộ tranh, ảnh về nhà giáo qua các thời kì: lớp học tranh tre ngày trước, lớp học hôm nay, thầy cô ở vùng cao</w:t>
-            </w:r>
-          </w:p>
-          <w:p>
-            <w:pPr>
-              <w:spacing w:after="0"/>
-            </w:pPr>
-            <w:r>
-              <w:rPr>
-                <w:b w:val="0"/>
-                <w:i w:val="0"/>
-                <w:sz w:val="18"/>
-              </w:rPr>
-              <w:t>NLS-KT (Cơ bản 1): HS chọn một bức và kể lại thầy cô trong tranh đang làm gì, HS trong tranh có gì khác với lớp mình.</w:t>
-            </w:r>
-          </w:p>
-          <w:p>
-            <w:pPr>
-              <w:spacing w:after="0"/>
-            </w:pPr>
-            <w:r>
-              <w:rPr>
-                <w:b w:val="0"/>
-                <w:i w:val="0"/>
-                <w:sz w:val="18"/>
-              </w:rPr>
-              <w:t>NLS-AT: Ảnh tư liệu do GV chọn từ nguồn đáng tin và có ghi nguồn</w:t>
+              <w:t>NLS-KT (Cơ bản 1): Chiếu bộ tranh, ảnh về nhà giáo qua các thời kì.</w:t>
             </w:r>
           </w:p>
           <w:p>
@@ -2784,33 +2628,7 @@
                 <w:i w:val="0"/>
                 <w:sz w:val="18"/>
               </w:rPr>
-              <w:t>NLS-KT (Cơ bản 1): GV chiếu một ảnh phong cảnh rồi lần lượt che phần gần, che phần xa để HS nhận ra vật ở gần thì to, rõ</w:t>
-            </w:r>
-          </w:p>
-          <w:p>
-            <w:pPr>
-              <w:spacing w:after="0"/>
-            </w:pPr>
-            <w:r>
-              <w:rPr>
-                <w:b w:val="0"/>
-                <w:i w:val="0"/>
-                <w:sz w:val="18"/>
-              </w:rPr>
-              <w:t>NLS-KT (Cơ bản 1): HS ra cửa sổ nhìn ra sân trường và kiểm chứng lại: cây ở gần và cây ở xa khác nhau thế nào.</w:t>
-            </w:r>
-          </w:p>
-          <w:p>
-            <w:pPr>
-              <w:spacing w:after="0"/>
-            </w:pPr>
-            <w:r>
-              <w:rPr>
-                <w:b w:val="0"/>
-                <w:i w:val="0"/>
-                <w:sz w:val="18"/>
-              </w:rPr>
-              <w:t>NLS-AT: GV thao tác che, mở trên máy; HS quan sát tại chỗ</w:t>
+              <w:t>NLS-KT (Cơ bản 1): Chiếu một ảnh phong cảnh rồi lần lượt che phần gần, che phần xa.</w:t>
             </w:r>
           </w:p>
         </w:tc>
@@ -3299,33 +3117,7 @@
                 <w:i w:val="0"/>
                 <w:sz w:val="18"/>
               </w:rPr>
-              <w:t>NLS-KT (Cơ bản 1): GV chiếu tranh chân dung của hoạ sĩ và ảnh chụp chân dung, phóng to phần mắt và miệng để HS thấy chỉ cần đổi nét miệng</w:t>
-            </w:r>
-          </w:p>
-          <w:p>
-            <w:pPr>
-              <w:spacing w:after="0"/>
-            </w:pPr>
-            <w:r>
-              <w:rPr>
-                <w:b w:val="0"/>
-                <w:i w:val="0"/>
-                <w:sz w:val="18"/>
-              </w:rPr>
-              <w:t>NLS-KT (Cơ bản 1): HS đoán cảm xúc của người trong từng bức và chỉ ra chi tiết nào cho mình biết điều đó.</w:t>
-            </w:r>
-          </w:p>
-          <w:p>
-            <w:pPr>
-              <w:spacing w:after="0"/>
-            </w:pPr>
-            <w:r>
-              <w:rPr>
-                <w:b w:val="0"/>
-                <w:i w:val="0"/>
-                <w:sz w:val="18"/>
-              </w:rPr>
-              <w:t>NLS-AT: GV dùng tranh của hoạ sĩ có ghi tên tác giả và ảnh tư liệu đã chuẩn bị</w:t>
+              <w:t>NLS-KT (Cơ bản 1): Chiếu tranh chân dung của hoạ sĩ và ảnh chụp chân dung, phóng to phần mắt.</w:t>
             </w:r>
           </w:p>
           <w:p>
@@ -3803,33 +3595,7 @@
                 <w:i w:val="0"/>
                 <w:sz w:val="18"/>
               </w:rPr>
-              <w:t>NLS-KT (Cơ bản 1): GV chiếu clip quay chậm và ảnh chụp liên tiếp một người đang quét nhà, nấu cơm, bế em</w:t>
-            </w:r>
-          </w:p>
-          <w:p>
-            <w:pPr>
-              <w:spacing w:after="0"/>
-            </w:pPr>
-            <w:r>
-              <w:rPr>
-                <w:b w:val="0"/>
-                <w:i w:val="0"/>
-                <w:sz w:val="18"/>
-              </w:rPr>
-              <w:t>NLS-KT (Cơ bản 1): HS chọn một dáng đã dừng hình, đứng lên bắt chước rồi kể tay chân mình đang ở tư thế nào.</w:t>
-            </w:r>
-          </w:p>
-          <w:p>
-            <w:pPr>
-              <w:spacing w:after="0"/>
-            </w:pPr>
-            <w:r>
-              <w:rPr>
-                <w:b w:val="0"/>
-                <w:i w:val="0"/>
-                <w:sz w:val="18"/>
-              </w:rPr>
-              <w:t>NLS-AT: GV dùng clip tư liệu đã chuẩn bị</w:t>
+              <w:t>NLS-KT (Cơ bản 1): Chiếu clip quay chậm và ảnh chụp liên tiếp một người đang quét nhà, nấu cơm, bế em.</w:t>
             </w:r>
           </w:p>
         </w:tc>
@@ -4294,33 +4060,7 @@
                 <w:i w:val="0"/>
                 <w:sz w:val="18"/>
               </w:rPr>
-              <w:t>NLS-KT (Cơ bản 1): GV chiếu mô phỏng một ngã tư có đèn tín hiệu và các biển báo, bấm cho đèn đổi màu</w:t>
-            </w:r>
-          </w:p>
-          <w:p>
-            <w:pPr>
-              <w:spacing w:after="0"/>
-            </w:pPr>
-            <w:r>
-              <w:rPr>
-                <w:b w:val="0"/>
-                <w:i w:val="0"/>
-                <w:sz w:val="18"/>
-              </w:rPr>
-              <w:t>NLS-KT (Cơ bản 1): HS gọi tên biển báo và nói màu, hình dạng của biển ấy có ý nghĩa gì.</w:t>
-            </w:r>
-          </w:p>
-          <w:p>
-            <w:pPr>
-              <w:spacing w:after="0"/>
-            </w:pPr>
-            <w:r>
-              <w:rPr>
-                <w:b w:val="0"/>
-                <w:i w:val="0"/>
-                <w:sz w:val="18"/>
-              </w:rPr>
-              <w:t>NLS-AT: HS quan sát ngã tư qua mô phỏng</w:t>
+              <w:t>NLS-KT (Cơ bản 1): Chiếu mô phỏng một ngã tư có đèn tín hiệu và các biển báo, bấm cho đèn đổi màu, cho xe và.</w:t>
             </w:r>
           </w:p>
         </w:tc>

--- a/assets/docs/lop3/Mi thuat - Lop 3.docx
+++ b/assets/docs/lop3/Mi thuat - Lop 3.docx
@@ -566,7 +566,7 @@
                 <w:i w:val="0"/>
                 <w:sz w:val="20"/>
               </w:rPr>
-              <w:t>Chủ đề 1: EM YÊU MĨ THUẬT</w:t>
+              <w:t>Chủ đề 1: Em yêu Mĩ thuật</w:t>
             </w:r>
           </w:p>
         </w:tc>
@@ -585,7 +585,7 @@
                 <w:i w:val="0"/>
                 <w:sz w:val="20"/>
               </w:rPr>
-              <w:t>Chủ đề 1: EM YÊU MĨ THUẬT</w:t>
+              <w:t>Chủ đề 1: Em yêu Mĩ thuật (Tiết 1)</w:t>
             </w:r>
           </w:p>
         </w:tc>
@@ -624,7 +624,6 @@
                 <w:i w:val="0"/>
                 <w:sz w:val="18"/>
               </w:rPr>
-              <w:t>NLS-KT (Cơ bản 1): Mở đầu “Chủ đề 1: EM YÊU MĨ THUẬT”, GV chiếu bộ ảnh và đoạn video ngắn về các hoạt động mĩ.</w:t>
             </w:r>
           </w:p>
         </w:tc>
@@ -683,7 +682,7 @@
                 <w:i w:val="0"/>
                 <w:sz w:val="20"/>
               </w:rPr>
-              <w:t>Chủ đề 2: HOA VĂN TRÊN TRANG PHỤC CỦA MỘT SỐ DÂN TỘC</w:t>
+              <w:t>Chủ đề 2: Hoa văn trên trang phục của một số dân tộc</w:t>
             </w:r>
           </w:p>
         </w:tc>
@@ -702,7 +701,7 @@
                 <w:i w:val="0"/>
                 <w:sz w:val="20"/>
               </w:rPr>
-              <w:t>Chủ đề 2: HOA VĂN TRÊN TRANG PHỤC CỦA MỘT SỐ DÂN TỘC (Tiết 1)</w:t>
+              <w:t>Chủ đề 2: Hoa văn trên trang phục của một số dân tộc (Tiết 1)</w:t>
             </w:r>
           </w:p>
         </w:tc>
@@ -741,7 +740,7 @@
                 <w:i w:val="0"/>
                 <w:sz w:val="18"/>
               </w:rPr>
-              <w:t>NLS-KT (Cơ bản 1): Trong “Chủ đề 2: HOA VĂN TRÊN TRANG PHỤC CỦA MỘT SỐ DÂN TỘC”, GV chiếu video lễ hội.</w:t>
+              <w:t>NLS: Năng lực số 1.1 CB1b: HS nhận ra nét riêng trong hoa văn của từng dân tộc qua ảnh phóng to</w:t>
             </w:r>
           </w:p>
           <w:p>
@@ -813,7 +812,7 @@
                 <w:i w:val="0"/>
                 <w:sz w:val="20"/>
               </w:rPr>
-              <w:t>Chủ đề 2: HOA VĂN TRÊN TRANG PHỤC CỦA MỘT SỐ DÂN TỘC</w:t>
+              <w:t>Chủ đề 2: Hoa văn trên trang phục của một số dân tộc</w:t>
             </w:r>
           </w:p>
         </w:tc>
@@ -832,7 +831,7 @@
                 <w:i w:val="0"/>
                 <w:sz w:val="20"/>
               </w:rPr>
-              <w:t>Chủ đề 2: HOA VĂN TRÊN TRANG PHỤC CỦA MỘT SỐ DÂN TỘC (Tiết 2)</w:t>
+              <w:t>Chủ đề 2: Hoa văn trên trang phục của một số dân tộc (Tiết 2)</w:t>
             </w:r>
           </w:p>
         </w:tc>
@@ -871,6 +870,7 @@
                 <w:i w:val="0"/>
                 <w:sz w:val="18"/>
               </w:rPr>
+              <w:t>NLS: Năng lực số 1.1 CB1b: HS nhận ra nét riêng trong hoa văn của từng dân tộc qua ảnh phóng to</w:t>
             </w:r>
           </w:p>
         </w:tc>
@@ -929,7 +929,7 @@
                 <w:i w:val="0"/>
                 <w:sz w:val="20"/>
               </w:rPr>
-              <w:t>Chủ đề 3: MÀU SẮC EM YÊU</w:t>
+              <w:t>Chủ đề 3: Màu sắc em yêu</w:t>
             </w:r>
           </w:p>
         </w:tc>
@@ -948,7 +948,7 @@
                 <w:i w:val="0"/>
                 <w:sz w:val="20"/>
               </w:rPr>
-              <w:t>Chủ đề 3: MÀU SẮC EM YÊU (Tiết 1)</w:t>
+              <w:t>Chủ đề 3: Màu sắc em yêu (Tiết 1)</w:t>
             </w:r>
           </w:p>
         </w:tc>
@@ -987,7 +987,7 @@
                 <w:i w:val="0"/>
                 <w:sz w:val="18"/>
               </w:rPr>
-              <w:t>NLS-KT (Cơ bản 1): Chiếu ảnh cùng một cảnh chụp vào sáng sớm, giữa trưa.</w:t>
+              <w:t>NLS: Năng lực số 1.1 CB1b: HS nêu được màu chủ đạo thay đổi theo ánh sáng qua ba ảnh so sánh</w:t>
             </w:r>
           </w:p>
         </w:tc>
@@ -1046,7 +1046,7 @@
                 <w:i w:val="0"/>
                 <w:sz w:val="20"/>
               </w:rPr>
-              <w:t>Chủ đề 3: MÀU SẮC EM YÊU</w:t>
+              <w:t>Chủ đề 3: Màu sắc em yêu</w:t>
             </w:r>
           </w:p>
         </w:tc>
@@ -1065,7 +1065,7 @@
                 <w:i w:val="0"/>
                 <w:sz w:val="20"/>
               </w:rPr>
-              <w:t>Chủ đề 3: MÀU SẮC EM YÊU (Tiết 2)</w:t>
+              <w:t>Chủ đề 3: Màu sắc em yêu (Tiết 2)</w:t>
             </w:r>
           </w:p>
         </w:tc>
@@ -1104,6 +1104,7 @@
                 <w:i w:val="0"/>
                 <w:sz w:val="18"/>
               </w:rPr>
+              <w:t>NLS: Năng lực số 1.1 CB1b: HS chỉ và gọi tên được màu cơ bản, màu thứ cấp trên vòng màu</w:t>
             </w:r>
           </w:p>
         </w:tc>
@@ -1162,7 +1163,7 @@
                 <w:i w:val="0"/>
                 <w:sz w:val="20"/>
               </w:rPr>
-              <w:t>Chủ đề 3: MÀU SẮC EM YÊU</w:t>
+              <w:t>Chủ đề 3: Màu sắc em yêu</w:t>
             </w:r>
           </w:p>
         </w:tc>
@@ -1181,7 +1182,7 @@
                 <w:i w:val="0"/>
                 <w:sz w:val="20"/>
               </w:rPr>
-              <w:t>Chủ đề 3: MÀU SẮC EM YÊU (Tiết 3)</w:t>
+              <w:t>Chủ đề 3: Màu sắc em yêu (Tiết 3)</w:t>
             </w:r>
           </w:p>
         </w:tc>
@@ -1278,7 +1279,7 @@
                 <w:i w:val="0"/>
                 <w:sz w:val="20"/>
               </w:rPr>
-              <w:t>Chủ đề 4: VẺ ĐẸP CỦA KHỐI</w:t>
+              <w:t>Chủ đề 4: Vẻ đẹp của khối</w:t>
             </w:r>
           </w:p>
         </w:tc>
@@ -1297,7 +1298,7 @@
                 <w:i w:val="0"/>
                 <w:sz w:val="20"/>
               </w:rPr>
-              <w:t>Chủ đề 4: VẺ ĐẸP CỦA KHỐI (Tiết 1)</w:t>
+              <w:t>Chủ đề 4: Vẻ đẹp của khối (Tiết 1)</w:t>
             </w:r>
           </w:p>
         </w:tc>
@@ -1336,7 +1337,7 @@
                 <w:i w:val="0"/>
                 <w:sz w:val="18"/>
               </w:rPr>
-              <w:t>NLS-KT (Cơ bản 1): Chiếu ảnh một pho tượng chụp từ nhiều phía.</w:t>
+              <w:t>Năng lực số 1.1 CB1b: HS nhận ra khối lồi, khối lõm và bóng đổ khi xem tượng chụp từ nhiều phía</w:t>
             </w:r>
           </w:p>
         </w:tc>
@@ -1395,7 +1396,7 @@
                 <w:i w:val="0"/>
                 <w:sz w:val="20"/>
               </w:rPr>
-              <w:t>Chủ đề 4: VẺ ĐẸP CỦA KHỐI</w:t>
+              <w:t>Chủ đề 4: Vẻ đẹp của khối</w:t>
             </w:r>
           </w:p>
         </w:tc>
@@ -1414,7 +1415,7 @@
                 <w:i w:val="0"/>
                 <w:sz w:val="20"/>
               </w:rPr>
-              <w:t>Chủ đề 4: VẺ ĐẸP CỦA KHỐI (Tiết 2)</w:t>
+              <w:t>Chủ đề 4: Vẻ đẹp của khối (Tiết 2)</w:t>
             </w:r>
           </w:p>
         </w:tc>
@@ -1511,7 +1512,7 @@
                 <w:i w:val="0"/>
                 <w:sz w:val="20"/>
               </w:rPr>
-              <w:t>Chủ đề 4: VẺ ĐẸP CỦA KHỐI</w:t>
+              <w:t>Chủ đề 4: Vẻ đẹp của khối</w:t>
             </w:r>
           </w:p>
         </w:tc>
@@ -1530,7 +1531,7 @@
                 <w:i w:val="0"/>
                 <w:sz w:val="20"/>
               </w:rPr>
-              <w:t>Chủ đề 4: VẺ ĐẸP CỦA KHỐI (Tiết 3)</w:t>
+              <w:t>Chủ đề 4: Vẻ đẹp của khối (Tiết 3)</w:t>
             </w:r>
           </w:p>
         </w:tc>
@@ -1569,6 +1570,7 @@
                 <w:i w:val="0"/>
                 <w:sz w:val="18"/>
               </w:rPr>
+              <w:t>Năng lực số 1.1 CB1b: HS chỉ ra được các dấu hiệu tạo cảm giác chuyển động qua clip quay chậm</w:t>
             </w:r>
           </w:p>
         </w:tc>
@@ -1627,7 +1629,7 @@
                 <w:i w:val="0"/>
                 <w:sz w:val="20"/>
               </w:rPr>
-              <w:t>Chủ đề 5: MỘT SỐ VẬT LIỆU SỬ DỤNG TRONG THỰC HÀNH, SÁNG TẠO MĨ THUẬT</w:t>
+              <w:t>Chủ đề 5: Một số vật liệu sử dụng trong thực hành, sáng tạo mĩ thuật</w:t>
             </w:r>
           </w:p>
         </w:tc>
@@ -1646,7 +1648,7 @@
                 <w:i w:val="0"/>
                 <w:sz w:val="20"/>
               </w:rPr>
-              <w:t>Chủ đề 5: MỘT SỐ VẬT LIỆU SỬ DỤNG TRONG THỰC HÀNH, SÁNG TẠO MĨ THUẬT (Tiết 1)</w:t>
+              <w:t>Chủ đề 5: Một số vật liệu sử dụng trong thực hành, sáng tạo mĩ thuật (Tiết 1)</w:t>
             </w:r>
           </w:p>
         </w:tc>
@@ -1685,7 +1687,7 @@
                 <w:i w:val="0"/>
                 <w:sz w:val="18"/>
               </w:rPr>
-              <w:t>NLS-KT (Cơ bản 1): Chiếu ảnh chụp gần bề mặt các vật liệu.</w:t>
+              <w:t>NLS: Năng lực số 1.1 CB1b: HS gọi tên được vật liệu qua ảnh chụp gần bề mặt</w:t>
             </w:r>
           </w:p>
         </w:tc>
@@ -1744,7 +1746,7 @@
                 <w:i w:val="0"/>
                 <w:sz w:val="20"/>
               </w:rPr>
-              <w:t>Chủ đề 5: MỘT SỐ VẬT LIỆU SỬ DỤNG TRONG THỰC HÀNH, SÁNG TẠO MĨ THUẬT</w:t>
+              <w:t>Chủ đề 5: Một số vật liệu sử dụng trong thực hành, sáng tạo mĩ thuật</w:t>
             </w:r>
           </w:p>
         </w:tc>
@@ -1763,7 +1765,7 @@
                 <w:i w:val="0"/>
                 <w:sz w:val="20"/>
               </w:rPr>
-              <w:t>Chủ đề 5: MỘT SỐ VẬT LIỆU SỬ DỤNG TRONG THỰC HÀNH, SÁNG TẠO MĨ THUẬT (Tiết 2)</w:t>
+              <w:t>Chủ đề 5: Một số vật liệu sử dụng trong thực hành, sáng tạo mĩ thuật (Tiết 2)</w:t>
             </w:r>
           </w:p>
         </w:tc>
@@ -1802,6 +1804,7 @@
                 <w:i w:val="0"/>
                 <w:sz w:val="18"/>
               </w:rPr>
+              <w:t>NLS: Năng lực số 1.1 CB1b: HS gọi tên được vật liệu qua ảnh chụp gần bề mặt</w:t>
             </w:r>
           </w:p>
         </w:tc>
@@ -1860,7 +1863,7 @@
                 <w:i w:val="0"/>
                 <w:sz w:val="20"/>
               </w:rPr>
-              <w:t>Chủ đề 5: MỘT SỐ VẬT LIỆU SỬ DỤNG TRONG THỰC HÀNH, SÁNG TẠO MĨ THUẬT</w:t>
+              <w:t>Chủ đề 5: Một số vật liệu sử dụng trong thực hành, sáng tạo mĩ thuật</w:t>
             </w:r>
           </w:p>
         </w:tc>
@@ -1879,7 +1882,7 @@
                 <w:i w:val="0"/>
                 <w:sz w:val="20"/>
               </w:rPr>
-              <w:t>Chủ đề 5: MỘT SỐ VẬT LIỆU SỬ DỤNG TRONG THỰC HÀNH, SÁNG TẠO MĨ THUẬT (Tiết 3)</w:t>
+              <w:t>Chủ đề 5: Một số vật liệu sử dụng trong thực hành, sáng tạo mĩ thuật (Tiết 3)</w:t>
             </w:r>
           </w:p>
         </w:tc>
@@ -1918,6 +1921,7 @@
                 <w:i w:val="0"/>
                 <w:sz w:val="18"/>
               </w:rPr>
+              <w:t>NLS: Năng lực số 1.1 CB1b: HS gọi tên được vật liệu qua ảnh chụp gần bề mặt</w:t>
             </w:r>
           </w:p>
         </w:tc>
@@ -1976,7 +1980,7 @@
                 <w:i w:val="0"/>
                 <w:sz w:val="20"/>
               </w:rPr>
-              <w:t>Chủ đề 6: BIẾT ƠN THẦY CÔ</w:t>
+              <w:t>Chủ đề 6: Biết ơn thầy cô</w:t>
             </w:r>
           </w:p>
         </w:tc>
@@ -1995,7 +1999,7 @@
                 <w:i w:val="0"/>
                 <w:sz w:val="20"/>
               </w:rPr>
-              <w:t>Chủ đề 6: BIẾT ƠN THẦY CÔ (Tiết 1)</w:t>
+              <w:t>Chủ đề 6: Biết ơn thầy cô (Tiết 1)</w:t>
             </w:r>
           </w:p>
         </w:tc>
@@ -2034,7 +2038,7 @@
                 <w:i w:val="0"/>
                 <w:sz w:val="18"/>
               </w:rPr>
-              <w:t>NLS-KT (Cơ bản 1): Chiếu bộ tranh, ảnh về nhà giáo qua các thời kì.</w:t>
+              <w:t>NLS: Năng lực số 1.1 CB1b: HS kể được nội dung tranh, ảnh về nhà giáo và nêu cảm nhận</w:t>
             </w:r>
           </w:p>
           <w:p>
@@ -2106,7 +2110,7 @@
                 <w:i w:val="0"/>
                 <w:sz w:val="20"/>
               </w:rPr>
-              <w:t>Chủ đề 6: BIẾT ƠN THẦY CÔ</w:t>
+              <w:t>Chủ đề 6: Biết ơn thầy cô</w:t>
             </w:r>
           </w:p>
         </w:tc>
@@ -2125,7 +2129,7 @@
                 <w:i w:val="0"/>
                 <w:sz w:val="20"/>
               </w:rPr>
-              <w:t>Chủ đề 6: BIẾT ƠN THẦY CÔ (Tiết 2)</w:t>
+              <w:t>Chủ đề 6: Biết ơn thầy cô (Tiết 2)</w:t>
             </w:r>
           </w:p>
         </w:tc>
@@ -2222,7 +2226,7 @@
                 <w:i w:val="0"/>
                 <w:sz w:val="20"/>
               </w:rPr>
-              <w:t>Chủ đề 6: BIẾT ƠN THẦY CÔ</w:t>
+              <w:t>Chủ đề 6: Biết ơn thầy cô</w:t>
             </w:r>
           </w:p>
         </w:tc>
@@ -2241,7 +2245,7 @@
                 <w:i w:val="0"/>
                 <w:sz w:val="20"/>
               </w:rPr>
-              <w:t>Chủ đề 6: BIẾT ƠN THẦY CÔ (Tiết 3)</w:t>
+              <w:t>Chủ đề 6: Biết ơn thầy cô (Tiết 3)</w:t>
             </w:r>
           </w:p>
         </w:tc>
@@ -2338,7 +2342,7 @@
                 <w:i w:val="0"/>
                 <w:sz w:val="20"/>
               </w:rPr>
-              <w:t>Chủ đề 6: BIẾT ƠN THẦY CÔ</w:t>
+              <w:t>Chủ đề 6: Biết ơn thầy cô</w:t>
             </w:r>
           </w:p>
         </w:tc>
@@ -2357,7 +2361,7 @@
                 <w:i w:val="0"/>
                 <w:sz w:val="20"/>
               </w:rPr>
-              <w:t>Chủ đề 6: BIẾT ƠN THẦY CÔ (Tiết 4)</w:t>
+              <w:t>Chủ đề 6: Biết ơn thầy cô (Tiết 4)</w:t>
             </w:r>
           </w:p>
         </w:tc>
@@ -2396,6 +2400,7 @@
                 <w:i w:val="0"/>
                 <w:sz w:val="18"/>
               </w:rPr>
+              <w:t>NLS: Năng lực số 2.5 CB1a: HS viết được lời chúc chân thành, lễ phép cho thầy cô</w:t>
             </w:r>
           </w:p>
         </w:tc>
@@ -2454,7 +2459,7 @@
                 <w:i w:val="0"/>
                 <w:sz w:val="20"/>
               </w:rPr>
-              <w:t>Ôn tập, kiểm tra, đánh giá</w:t>
+              <w:t>Ôn tập, đánh giá</w:t>
             </w:r>
           </w:p>
         </w:tc>
@@ -2473,7 +2478,7 @@
                 <w:i w:val="0"/>
                 <w:sz w:val="20"/>
               </w:rPr>
-              <w:t>ÔN TẬP, ĐÁNH GIÁ CUỐI HỌC KÌ I</w:t>
+              <w:t>Đánh giá cuối học kì I</w:t>
             </w:r>
           </w:p>
         </w:tc>
@@ -2570,7 +2575,7 @@
                 <w:i w:val="0"/>
                 <w:sz w:val="20"/>
               </w:rPr>
-              <w:t>Chủ đề 7: CẢNH VẬT QUANH EM</w:t>
+              <w:t>Chủ đề 7: Cảnh vật quanh em</w:t>
             </w:r>
           </w:p>
         </w:tc>
@@ -2589,7 +2594,7 @@
                 <w:i w:val="0"/>
                 <w:sz w:val="20"/>
               </w:rPr>
-              <w:t>Chủ đề 7: CẢNH VẬT QUANH EM (Tiết 1)</w:t>
+              <w:t>Chủ đề 7: Cảnh vật quanh em (Tiết 1)</w:t>
             </w:r>
           </w:p>
         </w:tc>
@@ -2628,7 +2633,7 @@
                 <w:i w:val="0"/>
                 <w:sz w:val="18"/>
               </w:rPr>
-              <w:t>NLS-KT (Cơ bản 1): Chiếu một ảnh phong cảnh rồi lần lượt che phần gần, che phần xa.</w:t>
+              <w:t>NLS: Năng lực số 1.2 CB1a: HS kiểm chứng được quy luật ấy khi nhìn cảnh thật ngoài sân</w:t>
             </w:r>
           </w:p>
         </w:tc>
@@ -2711,7 +2716,7 @@
                 <w:i w:val="0"/>
                 <w:sz w:val="20"/>
               </w:rPr>
-              <w:t>Chủ đề 7: CẢNH VẬT QUANH EM</w:t>
+              <w:t>Chủ đề 7: Cảnh vật quanh em</w:t>
             </w:r>
           </w:p>
         </w:tc>
@@ -2730,7 +2735,7 @@
                 <w:i w:val="0"/>
                 <w:sz w:val="20"/>
               </w:rPr>
-              <w:t>Chủ đề 7: CẢNH VẬT QUANH EM (Tiết 2)</w:t>
+              <w:t>Chủ đề 7: Cảnh vật quanh em (Tiết 2)</w:t>
             </w:r>
           </w:p>
         </w:tc>
@@ -2827,7 +2832,7 @@
                 <w:i w:val="0"/>
                 <w:sz w:val="20"/>
               </w:rPr>
-              <w:t>Chủ đề 7: CẢNH VẬT QUANH EM</w:t>
+              <w:t>Chủ đề 7: Cảnh vật quanh em</w:t>
             </w:r>
           </w:p>
         </w:tc>
@@ -2846,7 +2851,7 @@
                 <w:i w:val="0"/>
                 <w:sz w:val="20"/>
               </w:rPr>
-              <w:t>Chủ đề 7: CẢNH VẬT QUANH EM (Tiết 3)</w:t>
+              <w:t>Chủ đề 7: Cảnh vật quanh em (Tiết 3)</w:t>
             </w:r>
           </w:p>
         </w:tc>
@@ -2885,6 +2890,7 @@
                 <w:i w:val="0"/>
                 <w:sz w:val="18"/>
               </w:rPr>
+              <w:t>NLS: Năng lực số 1.1 CB1b: HS nhận ra làm nhạt phần ở xa thì tranh có chiều sâu hơn</w:t>
             </w:r>
           </w:p>
         </w:tc>
@@ -2943,7 +2949,7 @@
                 <w:i w:val="0"/>
                 <w:sz w:val="20"/>
               </w:rPr>
-              <w:t>Chủ đề 7: CẢNH VẬT QUANH EM</w:t>
+              <w:t>Chủ đề 7: Cảnh vật quanh em</w:t>
             </w:r>
           </w:p>
         </w:tc>
@@ -2962,7 +2968,7 @@
                 <w:i w:val="0"/>
                 <w:sz w:val="20"/>
               </w:rPr>
-              <w:t>Chủ đề 7: CẢNH VẬT QUANH EM (Tiết 4)</w:t>
+              <w:t>Chủ đề 7: Cảnh vật quanh em (Tiết 4)</w:t>
             </w:r>
           </w:p>
         </w:tc>
@@ -3001,6 +3007,7 @@
                 <w:i w:val="0"/>
                 <w:sz w:val="18"/>
               </w:rPr>
+              <w:t>NLS: Năng lực số 3.3 CB1a: HS xem phòng tranh và nhận ra tên tác giả của từng bức</w:t>
             </w:r>
           </w:p>
         </w:tc>
@@ -3059,7 +3066,7 @@
                 <w:i w:val="0"/>
                 <w:sz w:val="20"/>
               </w:rPr>
-              <w:t>Chủ đề 8: CHÂN DUNG NGƯỜI THÂN TRONG GIA ĐÌNH</w:t>
+              <w:t>Chủ đề 8: Chân dung người thân trong gia đình</w:t>
             </w:r>
           </w:p>
         </w:tc>
@@ -3078,7 +3085,7 @@
                 <w:i w:val="0"/>
                 <w:sz w:val="20"/>
               </w:rPr>
-              <w:t>Chủ đề 8: CHÂN DUNG NGƯỜI THÂN TRONG GIA ĐÌNH (Tiết 1)</w:t>
+              <w:t>Chủ đề 8: Chân dung người thân trong gia đình (Tiết 1)</w:t>
             </w:r>
           </w:p>
         </w:tc>
@@ -3117,7 +3124,7 @@
                 <w:i w:val="0"/>
                 <w:sz w:val="18"/>
               </w:rPr>
-              <w:t>NLS-KT (Cơ bản 1): Chiếu tranh chân dung của hoạ sĩ và ảnh chụp chân dung, phóng to phần mắt.</w:t>
+              <w:t>NLS: Năng lực số 1.1 CB1b: HS đọc được cảm xúc trên gương mặt qua chi tiết mắt, miệng phóng to</w:t>
             </w:r>
           </w:p>
           <w:p>
@@ -3189,7 +3196,7 @@
                 <w:i w:val="0"/>
                 <w:sz w:val="20"/>
               </w:rPr>
-              <w:t>Chủ đề 8: CHÂN DUNG NGƯỜI THÂN TRONG GIA ĐÌNH</w:t>
+              <w:t>Chủ đề 8: Chân dung người thân trong gia đình</w:t>
             </w:r>
           </w:p>
         </w:tc>
@@ -3208,7 +3215,7 @@
                 <w:i w:val="0"/>
                 <w:sz w:val="20"/>
               </w:rPr>
-              <w:t>Chủ đề 8: CHÂN DUNG NGƯỜI THÂN TRONG GIA ĐÌNH (Tiết 2)</w:t>
+              <w:t>Chủ đề 8: Chân dung người thân trong gia đình (Tiết 2)</w:t>
             </w:r>
           </w:p>
         </w:tc>
@@ -3305,7 +3312,7 @@
                 <w:i w:val="0"/>
                 <w:sz w:val="20"/>
               </w:rPr>
-              <w:t>Chủ đề 8: CHÂN DUNG NGƯỜI THÂN TRONG GIA ĐÌNH</w:t>
+              <w:t>Chủ đề 8: Chân dung người thân trong gia đình</w:t>
             </w:r>
           </w:p>
         </w:tc>
@@ -3324,7 +3331,7 @@
                 <w:i w:val="0"/>
                 <w:sz w:val="20"/>
               </w:rPr>
-              <w:t>Chủ đề 8: CHÂN DUNG NGƯỜI THÂN TRONG GIA ĐÌNH (Tiết 3)</w:t>
+              <w:t>Chủ đề 8: Chân dung người thân trong gia đình (Tiết 3)</w:t>
             </w:r>
           </w:p>
         </w:tc>
@@ -3421,7 +3428,7 @@
                 <w:i w:val="0"/>
                 <w:sz w:val="20"/>
               </w:rPr>
-              <w:t>Chủ đề 8: CHÂN DUNG NGƯỜI THÂN TRONG GIA ĐÌNH</w:t>
+              <w:t>Chủ đề 8: Chân dung người thân trong gia đình</w:t>
             </w:r>
           </w:p>
         </w:tc>
@@ -3440,7 +3447,7 @@
                 <w:i w:val="0"/>
                 <w:sz w:val="20"/>
               </w:rPr>
-              <w:t>Chủ đề 8: CHÂN DUNG NGƯỜI THÂN TRONG GIA ĐÌNH (Tiết 4)</w:t>
+              <w:t>Chủ đề 8: Chân dung người thân trong gia đình (Tiết 4)</w:t>
             </w:r>
           </w:p>
         </w:tc>
@@ -3479,6 +3486,7 @@
                 <w:i w:val="0"/>
                 <w:sz w:val="18"/>
               </w:rPr>
+              <w:t>NLS: Năng lực số 3.1 CB1a: HS viết được một câu giới thiệu về người mình vẽ</w:t>
             </w:r>
           </w:p>
         </w:tc>
@@ -3537,7 +3545,7 @@
                 <w:i w:val="0"/>
                 <w:sz w:val="20"/>
               </w:rPr>
-              <w:t>Chủ đề 9: SINH HOẠT TRONG GIA ĐÌNH</w:t>
+              <w:t>Chủ đề 9: Sinh hoạt trong gia đình</w:t>
             </w:r>
           </w:p>
         </w:tc>
@@ -3556,7 +3564,7 @@
                 <w:i w:val="0"/>
                 <w:sz w:val="20"/>
               </w:rPr>
-              <w:t>Chủ đề 9: SINH HOẠT TRONG GIA ĐÌNH (Tiết 1)</w:t>
+              <w:t>Chủ đề 9: Sinh hoạt trong gia đình (Tiết 1)</w:t>
             </w:r>
           </w:p>
         </w:tc>
@@ -3595,7 +3603,7 @@
                 <w:i w:val="0"/>
                 <w:sz w:val="18"/>
               </w:rPr>
-              <w:t>NLS-KT (Cơ bản 1): Chiếu clip quay chậm và ảnh chụp liên tiếp một người đang quét nhà, nấu cơm, bế em.</w:t>
+              <w:t>NLS: Năng lực số 1.1 CB1b: HS mô tả được dáng người trong từng hoạt động qua clip dừng hình</w:t>
             </w:r>
           </w:p>
         </w:tc>
@@ -3654,7 +3662,7 @@
                 <w:i w:val="0"/>
                 <w:sz w:val="20"/>
               </w:rPr>
-              <w:t>Chủ đề 9: SINH HOẠT TRONG GIA ĐÌNH</w:t>
+              <w:t>Chủ đề 9: Sinh hoạt trong gia đình</w:t>
             </w:r>
           </w:p>
         </w:tc>
@@ -3673,7 +3681,7 @@
                 <w:i w:val="0"/>
                 <w:sz w:val="20"/>
               </w:rPr>
-              <w:t>Chủ đề 9: SINH HOẠT TRONG GIA ĐÌNH (Tiết 2)</w:t>
+              <w:t>Chủ đề 9: Sinh hoạt trong gia đình (Tiết 2)</w:t>
             </w:r>
           </w:p>
         </w:tc>
@@ -3770,7 +3778,7 @@
                 <w:i w:val="0"/>
                 <w:sz w:val="20"/>
               </w:rPr>
-              <w:t>Chủ đề 9: SINH HOẠT TRONG GIA ĐÌNH</w:t>
+              <w:t>Chủ đề 9: Sinh hoạt trong gia đình</w:t>
             </w:r>
           </w:p>
         </w:tc>
@@ -3789,7 +3797,7 @@
                 <w:i w:val="0"/>
                 <w:sz w:val="20"/>
               </w:rPr>
-              <w:t>Chủ đề 9: SINH HOẠT TRONG GIA ĐÌNH (Tiết 3)</w:t>
+              <w:t>Chủ đề 9: Sinh hoạt trong gia đình (Tiết 3)</w:t>
             </w:r>
           </w:p>
         </w:tc>
@@ -3886,7 +3894,7 @@
                 <w:i w:val="0"/>
                 <w:sz w:val="20"/>
               </w:rPr>
-              <w:t>Chủ đề 9: SINH HOẠT TRONG GIA ĐÌNH</w:t>
+              <w:t>Chủ đề 9: Sinh hoạt trong gia đình</w:t>
             </w:r>
           </w:p>
         </w:tc>
@@ -3905,7 +3913,7 @@
                 <w:i w:val="0"/>
                 <w:sz w:val="20"/>
               </w:rPr>
-              <w:t>Chủ đề 9: SINH HOẠT TRONG GIA ĐÌNH (Tiết 4)</w:t>
+              <w:t>Chủ đề 9: Sinh hoạt trong gia đình (Tiết 4)</w:t>
             </w:r>
           </w:p>
         </w:tc>
@@ -3944,6 +3952,7 @@
                 <w:i w:val="0"/>
                 <w:sz w:val="18"/>
               </w:rPr>
+              <w:t>NLS: Năng lực số 2.2 CB1a: HS xem trang trưng bày và tìm được tranh cùng nhóm hoạt động</w:t>
             </w:r>
           </w:p>
         </w:tc>
@@ -4002,7 +4011,7 @@
                 <w:i w:val="0"/>
                 <w:sz w:val="20"/>
               </w:rPr>
-              <w:t>Chủ đề 10: AN TOÀN GIAO THÔNG</w:t>
+              <w:t>Chủ đề 10: An toàn giao thông</w:t>
             </w:r>
           </w:p>
         </w:tc>
@@ -4021,7 +4030,7 @@
                 <w:i w:val="0"/>
                 <w:sz w:val="20"/>
               </w:rPr>
-              <w:t>Chủ đề 10: AN TOÀN GIAO THÔNG (Tiết 1)</w:t>
+              <w:t>Chủ đề 10: An toàn giao thông (Tiết 1)</w:t>
             </w:r>
           </w:p>
         </w:tc>
@@ -4060,7 +4069,7 @@
                 <w:i w:val="0"/>
                 <w:sz w:val="18"/>
               </w:rPr>
-              <w:t>NLS-KT (Cơ bản 1): Chiếu mô phỏng một ngã tư có đèn tín hiệu và các biển báo, bấm cho đèn đổi màu, cho xe và.</w:t>
+              <w:t>Năng lực số 1.1 CB1b: HS gọi tên và nêu được ý nghĩa của một số biển báo, tín hiệu qua mô phỏng</w:t>
             </w:r>
           </w:p>
         </w:tc>
@@ -4119,7 +4128,7 @@
                 <w:i w:val="0"/>
                 <w:sz w:val="20"/>
               </w:rPr>
-              <w:t>Chủ đề 10: AN TOÀN GIAO THÔNG</w:t>
+              <w:t>Chủ đề 10: An toàn giao thông</w:t>
             </w:r>
           </w:p>
         </w:tc>
@@ -4138,7 +4147,7 @@
                 <w:i w:val="0"/>
                 <w:sz w:val="20"/>
               </w:rPr>
-              <w:t>Chủ đề 10: AN TOÀN GIAO THÔNG (Tiết 2)</w:t>
+              <w:t>Chủ đề 10: An toàn giao thông (Tiết 2)</w:t>
             </w:r>
           </w:p>
         </w:tc>
@@ -4235,7 +4244,7 @@
                 <w:i w:val="0"/>
                 <w:sz w:val="20"/>
               </w:rPr>
-              <w:t>Chủ đề 10: AN TOÀN GIAO THÔNG</w:t>
+              <w:t>Chủ đề 10: An toàn giao thông</w:t>
             </w:r>
           </w:p>
         </w:tc>
@@ -4254,7 +4263,7 @@
                 <w:i w:val="0"/>
                 <w:sz w:val="20"/>
               </w:rPr>
-              <w:t>Chủ đề 10: AN TOÀN GIAO THÔNG (Tiết 3)</w:t>
+              <w:t>Chủ đề 10: An toàn giao thông (Tiết 3)</w:t>
             </w:r>
           </w:p>
         </w:tc>
@@ -4293,6 +4302,7 @@
                 <w:i w:val="0"/>
                 <w:sz w:val="18"/>
               </w:rPr>
+              <w:t>Năng lực số 1.1 CB1b: HS giải thích được vì sao biển báo và tranh cổ động cần màu tương phản mạnh</w:t>
             </w:r>
           </w:p>
         </w:tc>
@@ -4351,7 +4361,7 @@
                 <w:i w:val="0"/>
                 <w:sz w:val="20"/>
               </w:rPr>
-              <w:t>Chủ đề 10: AN TOÀN GIAO THÔNG</w:t>
+              <w:t>Chủ đề 10: An toàn giao thông</w:t>
             </w:r>
           </w:p>
         </w:tc>
@@ -4370,7 +4380,7 @@
                 <w:i w:val="0"/>
                 <w:sz w:val="20"/>
               </w:rPr>
-              <w:t>Chủ đề 10: AN TOÀN GIAO THÔNG (Tiết 4)</w:t>
+              <w:t>Chủ đề 10: An toàn giao thông (Tiết 4)</w:t>
             </w:r>
           </w:p>
         </w:tc>
@@ -4409,6 +4419,7 @@
                 <w:i w:val="0"/>
                 <w:sz w:val="18"/>
               </w:rPr>
+              <w:t>NLS: Năng lực số 2.3 CB1a: HS đóng góp tranh và lời tuyên truyền cho trang cổ động của lớp</w:t>
             </w:r>
           </w:p>
         </w:tc>
@@ -4467,7 +4478,7 @@
                 <w:i w:val="0"/>
                 <w:sz w:val="20"/>
               </w:rPr>
-              <w:t>Ôn tập, kiểm tra, đánh giá</w:t>
+              <w:t>Ôn tập, đánh giá</w:t>
             </w:r>
           </w:p>
         </w:tc>
@@ -4486,7 +4497,7 @@
                 <w:i w:val="0"/>
                 <w:sz w:val="20"/>
               </w:rPr>
-              <w:t>Ôn tập, đánh giá cuối năm học</w:t>
+              <w:t>Đánh giá cuối năm</w:t>
             </w:r>
           </w:p>
         </w:tc>
@@ -4583,7 +4594,7 @@
                 <w:i w:val="0"/>
                 <w:sz w:val="20"/>
               </w:rPr>
-              <w:t>Ôn tập, kiểm tra, đánh giá</w:t>
+              <w:t>Ôn tập, đánh giá</w:t>
             </w:r>
           </w:p>
         </w:tc>
@@ -4602,7 +4613,7 @@
                 <w:i w:val="0"/>
                 <w:sz w:val="20"/>
               </w:rPr>
-              <w:t>TRƯNG BÀY SẢN PHẨM CUỐI NĂM</w:t>
+              <w:t>Trưng bày sản phẩm cuối năm</w:t>
             </w:r>
           </w:p>
         </w:tc>
@@ -4642,6 +4653,19 @@
                 <w:sz w:val="18"/>
               </w:rPr>
               <w:t>STEM: Triển lãm sản phẩm STEM cuối học kì 2</w:t>
+            </w:r>
+          </w:p>
+          <w:p>
+            <w:pPr>
+              <w:spacing w:after="0"/>
+            </w:pPr>
+            <w:r>
+              <w:rPr>
+                <w:b w:val="0"/>
+                <w:i w:val="0"/>
+                <w:sz w:val="18"/>
+              </w:rPr>
+              <w:t>Năng lực số 2.2 CB1a: HS sắp xếp được góc trưng bày và nhận ra cách bày làm sản phẩm nổi bật.</w:t>
             </w:r>
           </w:p>
           <w:p>

--- a/assets/docs/lop3/Mi thuat - Lop 3.docx
+++ b/assets/docs/lop3/Mi thuat - Lop 3.docx
@@ -624,6 +624,7 @@
                 <w:i w:val="0"/>
                 <w:sz w:val="18"/>
               </w:rPr>
+              <w:t>NLS: Năng lực số 1.1 CB1b: HS kể được các hoạt động mĩ thuật khác nhau qua ảnh và clip</w:t>
             </w:r>
           </w:p>
         </w:tc>
@@ -1921,7 +1922,7 @@
                 <w:i w:val="0"/>
                 <w:sz w:val="18"/>
               </w:rPr>
-              <w:t>NLS: Năng lực số 1.1 CB1b: HS gọi tên được vật liệu qua ảnh chụp gần bề mặt</w:t>
+              <w:t>Năng lực số 3.3 CB1a: HS lập được trang giới thiệu sản phẩm có ảnh, vật liệu và tên tác giả</w:t>
             </w:r>
           </w:p>
         </w:tc>
@@ -2517,6 +2518,7 @@
                 <w:i w:val="0"/>
                 <w:sz w:val="18"/>
               </w:rPr>
+              <w:t>NLS: Năng lực số 3.1 CB1a: HS nhận ra quá trình học của mình qua hồ sơ ảnh sản phẩm</w:t>
             </w:r>
           </w:p>
         </w:tc>
